--- a/Dokumentáció.docx
+++ b/Dokumentáció.docx
@@ -523,7 +523,21 @@
                 <w:rStyle w:val="Hiperhivatkozs"/>
                 <w:noProof/>
               </w:rPr>
-              <w:t>2. Telepítési útmutató (Getting Started)</w:t>
+              <w:t>2. Telepítési útmuta</w:t>
+            </w:r>
+            <w:r>
+              <w:rPr>
+                <w:rStyle w:val="Hiperhivatkozs"/>
+                <w:noProof/>
+              </w:rPr>
+              <w:t>t</w:t>
+            </w:r>
+            <w:r>
+              <w:rPr>
+                <w:rStyle w:val="Hiperhivatkozs"/>
+                <w:noProof/>
+              </w:rPr>
+              <w:t>ó (Getting Started)</w:t>
             </w:r>
             <w:r>
               <w:rPr>
@@ -2132,7 +2146,7 @@
     <w:p>
       <w:pPr>
         <w:spacing w:before="120" w:after="120" w:line="360" w:lineRule="auto"/>
-        <w:ind w:left="709"/>
+        <w:ind w:left="708"/>
         <w:jc w:val="both"/>
         <w:rPr>
           <w:rFonts w:ascii="Courier New" w:hAnsi="Courier New" w:cs="Courier New"/>
@@ -2180,7 +2194,7 @@
     <w:p>
       <w:pPr>
         <w:spacing w:before="120" w:after="120" w:line="360" w:lineRule="auto"/>
-        <w:ind w:left="709"/>
+        <w:ind w:left="708"/>
         <w:jc w:val="both"/>
         <w:rPr>
           <w:rFonts w:ascii="Courier New" w:hAnsi="Courier New" w:cs="Courier New"/>
@@ -2203,7 +2217,7 @@
     <w:p>
       <w:pPr>
         <w:spacing w:before="120" w:after="120" w:line="360" w:lineRule="auto"/>
-        <w:ind w:left="709"/>
+        <w:ind w:left="708"/>
         <w:jc w:val="both"/>
         <w:rPr>
           <w:rFonts w:ascii="Courier New" w:hAnsi="Courier New" w:cs="Courier New"/>
@@ -2388,7 +2402,6 @@
           <w:ilvl w:val="0"/>
           <w:numId w:val="3"/>
         </w:numPr>
-        <w:spacing w:line="360" w:lineRule="auto"/>
         <w:rPr>
           <w:rFonts w:ascii="Times New Roman" w:hAnsi="Times New Roman" w:cs="Times New Roman"/>
           <w:sz w:val="24"/>
@@ -2587,7 +2600,6 @@
     <w:p>
       <w:pPr>
         <w:pStyle w:val="Listaszerbekezds"/>
-        <w:spacing w:line="360" w:lineRule="auto"/>
         <w:rPr>
           <w:rFonts w:ascii="Times New Roman" w:hAnsi="Times New Roman" w:cs="Times New Roman"/>
         </w:rPr>
@@ -2608,7 +2620,6 @@
           <w:ilvl w:val="0"/>
           <w:numId w:val="3"/>
         </w:numPr>
-        <w:spacing w:line="360" w:lineRule="auto"/>
         <w:rPr>
           <w:rFonts w:ascii="Times New Roman" w:hAnsi="Times New Roman" w:cs="Times New Roman"/>
           <w:sz w:val="24"/>
@@ -2728,7 +2739,6 @@
           <w:numId w:val="5"/>
         </w:numPr>
         <w:spacing w:before="120" w:after="120" w:line="360" w:lineRule="auto"/>
-        <w:ind w:left="714" w:hanging="357"/>
         <w:jc w:val="both"/>
         <w:rPr>
           <w:rFonts w:ascii="Times New Roman" w:hAnsi="Times New Roman" w:cs="Times New Roman"/>
@@ -2779,7 +2789,6 @@
           <w:numId w:val="5"/>
         </w:numPr>
         <w:spacing w:before="120" w:after="120" w:line="360" w:lineRule="auto"/>
-        <w:ind w:left="714" w:hanging="357"/>
         <w:jc w:val="both"/>
         <w:rPr>
           <w:rFonts w:ascii="Times New Roman" w:hAnsi="Times New Roman" w:cs="Times New Roman"/>
@@ -2892,7 +2901,6 @@
           <w:numId w:val="5"/>
         </w:numPr>
         <w:spacing w:before="120" w:after="120" w:line="360" w:lineRule="auto"/>
-        <w:ind w:left="714" w:hanging="357"/>
         <w:jc w:val="both"/>
         <w:rPr>
           <w:rFonts w:ascii="Times New Roman" w:hAnsi="Times New Roman" w:cs="Times New Roman"/>
@@ -2953,7 +2961,6 @@
           <w:numId w:val="5"/>
         </w:numPr>
         <w:spacing w:before="120" w:after="120" w:line="360" w:lineRule="auto"/>
-        <w:ind w:left="714" w:hanging="357"/>
         <w:jc w:val="both"/>
         <w:rPr>
           <w:rFonts w:ascii="Times New Roman" w:hAnsi="Times New Roman" w:cs="Times New Roman"/>
@@ -3168,50 +3175,34 @@
         </w:rPr>
         <w:t xml:space="preserve">Ha a szerver fut, futtassa a projektet (F5) vagy használja a </w:t>
       </w:r>
-      <w:r>
-        <w:rPr>
-          <w:rFonts w:ascii="Times New Roman" w:hAnsi="Times New Roman" w:cs="Times New Roman"/>
-          <w:sz w:val="24"/>
-          <w:szCs w:val="24"/>
-        </w:rPr>
-        <w:t>`</w:t>
-      </w:r>
-      <w:proofErr w:type="spellStart"/>
-      <w:r>
-        <w:rPr>
-          <w:rFonts w:ascii="Courier New" w:hAnsi="Courier New" w:cs="Courier New"/>
-          <w:sz w:val="20"/>
-          <w:szCs w:val="20"/>
+      <w:proofErr w:type="spellStart"/>
+      <w:r>
+        <w:rPr>
+          <w:rFonts w:ascii="Times New Roman" w:hAnsi="Times New Roman" w:cs="Times New Roman"/>
+          <w:sz w:val="24"/>
+          <w:szCs w:val="24"/>
         </w:rPr>
         <w:t>dotnet</w:t>
       </w:r>
       <w:proofErr w:type="spellEnd"/>
       <w:r>
         <w:rPr>
-          <w:rFonts w:ascii="Courier New" w:hAnsi="Courier New" w:cs="Courier New"/>
-          <w:sz w:val="20"/>
-          <w:szCs w:val="20"/>
+          <w:rFonts w:ascii="Times New Roman" w:hAnsi="Times New Roman" w:cs="Times New Roman"/>
+          <w:sz w:val="24"/>
+          <w:szCs w:val="24"/>
         </w:rPr>
         <w:t xml:space="preserve"> </w:t>
       </w:r>
       <w:proofErr w:type="spellStart"/>
       <w:r>
         <w:rPr>
-          <w:rFonts w:ascii="Courier New" w:hAnsi="Courier New" w:cs="Courier New"/>
-          <w:sz w:val="20"/>
-          <w:szCs w:val="20"/>
+          <w:rFonts w:ascii="Times New Roman" w:hAnsi="Times New Roman" w:cs="Times New Roman"/>
+          <w:sz w:val="24"/>
+          <w:szCs w:val="24"/>
         </w:rPr>
         <w:t>run</w:t>
       </w:r>
       <w:proofErr w:type="spellEnd"/>
-      <w:r>
-        <w:rPr>
-          <w:rFonts w:ascii="Times New Roman" w:hAnsi="Times New Roman" w:cs="Times New Roman"/>
-          <w:sz w:val="24"/>
-          <w:szCs w:val="24"/>
-        </w:rPr>
-        <w:t>`</w:t>
-      </w:r>
       <w:r>
         <w:rPr>
           <w:rFonts w:ascii="Times New Roman" w:hAnsi="Times New Roman" w:cs="Times New Roman"/>
@@ -3308,63 +3299,9 @@
           <w:sz w:val="24"/>
           <w:szCs w:val="24"/>
         </w:rPr>
-        <w:t xml:space="preserve">Adatbázis réteg: </w:t>
-      </w:r>
-      <w:proofErr w:type="spellStart"/>
-      <w:r>
-        <w:rPr>
-          <w:rFonts w:ascii="Times New Roman" w:hAnsi="Times New Roman" w:cs="Times New Roman"/>
-          <w:sz w:val="24"/>
-          <w:szCs w:val="24"/>
-        </w:rPr>
-        <w:t>MySQL</w:t>
-      </w:r>
-      <w:proofErr w:type="spellEnd"/>
-      <w:r>
-        <w:rPr>
-          <w:rFonts w:ascii="Times New Roman" w:hAnsi="Times New Roman" w:cs="Times New Roman"/>
-          <w:sz w:val="24"/>
-          <w:szCs w:val="24"/>
-        </w:rPr>
-        <w:t xml:space="preserve"> szerver, mely az összes adatot (felhasználók, ajándékok, üzenetek) tárolja. A </w:t>
-      </w:r>
-      <w:proofErr w:type="spellStart"/>
-      <w:r>
-        <w:rPr>
-          <w:rFonts w:ascii="Times New Roman" w:hAnsi="Times New Roman" w:cs="Times New Roman"/>
-          <w:sz w:val="24"/>
-          <w:szCs w:val="24"/>
-        </w:rPr>
-        <w:t>Sequelize</w:t>
-      </w:r>
-      <w:proofErr w:type="spellEnd"/>
-      <w:r>
-        <w:rPr>
-          <w:rFonts w:ascii="Times New Roman" w:hAnsi="Times New Roman" w:cs="Times New Roman"/>
-          <w:sz w:val="24"/>
-          <w:szCs w:val="24"/>
-        </w:rPr>
-        <w:t xml:space="preserve"> ORM biztosítja az adatok konzisztenciáját és a kapcsolatok kezelését.</w:t>
-      </w:r>
-    </w:p>
-    <w:p>
-      <w:pPr>
-        <w:spacing w:before="120" w:after="120" w:line="360" w:lineRule="auto"/>
-        <w:jc w:val="both"/>
-        <w:rPr>
-          <w:rFonts w:ascii="Times New Roman" w:hAnsi="Times New Roman" w:cs="Times New Roman"/>
-          <w:sz w:val="24"/>
-          <w:szCs w:val="24"/>
-        </w:rPr>
-      </w:pPr>
-      <w:r>
-        <w:rPr>
-          <w:rFonts w:ascii="Times New Roman" w:hAnsi="Times New Roman" w:cs="Times New Roman"/>
-          <w:sz w:val="24"/>
-          <w:szCs w:val="24"/>
-        </w:rPr>
-        <w:t>2.  </w:t>
-      </w:r>
+        <w:t xml:space="preserve">Adatbázis </w:t>
+      </w:r>
+      <w:proofErr w:type="gramStart"/>
       <w:r>
         <w:rPr>
           <w:rFonts w:ascii="Times New Roman" w:hAnsi="Times New Roman" w:cs="Times New Roman"/>
@@ -3373,7 +3310,71 @@
           <w:sz w:val="24"/>
           <w:szCs w:val="24"/>
         </w:rPr>
-        <w:t>Szerver réteg (Backend):</w:t>
+        <w:t xml:space="preserve">réteg: </w:t>
+      </w:r>
+      <w:r>
+        <w:rPr>
+          <w:rFonts w:ascii="Times New Roman" w:hAnsi="Times New Roman" w:cs="Times New Roman"/>
+          <w:sz w:val="24"/>
+          <w:szCs w:val="24"/>
+        </w:rPr>
+        <w:t xml:space="preserve"> </w:t>
+      </w:r>
+      <w:proofErr w:type="spellStart"/>
+      <w:r>
+        <w:rPr>
+          <w:rFonts w:ascii="Times New Roman" w:hAnsi="Times New Roman" w:cs="Times New Roman"/>
+          <w:sz w:val="24"/>
+          <w:szCs w:val="24"/>
+        </w:rPr>
+        <w:t>MySQL</w:t>
+      </w:r>
+      <w:proofErr w:type="spellEnd"/>
+      <w:proofErr w:type="gramEnd"/>
+      <w:r>
+        <w:rPr>
+          <w:rFonts w:ascii="Times New Roman" w:hAnsi="Times New Roman" w:cs="Times New Roman"/>
+          <w:sz w:val="24"/>
+          <w:szCs w:val="24"/>
+        </w:rPr>
+        <w:t xml:space="preserve"> szerver, mely az összes adatot (felhasználók, ajándékok, üzenetek) tárolja. A </w:t>
+      </w:r>
+      <w:proofErr w:type="spellStart"/>
+      <w:r>
+        <w:rPr>
+          <w:rFonts w:ascii="Times New Roman" w:hAnsi="Times New Roman" w:cs="Times New Roman"/>
+          <w:sz w:val="24"/>
+          <w:szCs w:val="24"/>
+        </w:rPr>
+        <w:t>Sequelize</w:t>
+      </w:r>
+      <w:proofErr w:type="spellEnd"/>
+      <w:r>
+        <w:rPr>
+          <w:rFonts w:ascii="Times New Roman" w:hAnsi="Times New Roman" w:cs="Times New Roman"/>
+          <w:sz w:val="24"/>
+          <w:szCs w:val="24"/>
+        </w:rPr>
+        <w:t xml:space="preserve"> ORM biztosítja az adatok konzisztenciáját és a kapcsolatok kezelését.</w:t>
+      </w:r>
+    </w:p>
+    <w:p>
+      <w:pPr>
+        <w:spacing w:before="120" w:after="120" w:line="360" w:lineRule="auto"/>
+        <w:jc w:val="both"/>
+        <w:rPr>
+          <w:rFonts w:ascii="Times New Roman" w:hAnsi="Times New Roman" w:cs="Times New Roman"/>
+          <w:sz w:val="24"/>
+          <w:szCs w:val="24"/>
+        </w:rPr>
+      </w:pPr>
+      <w:r>
+        <w:rPr>
+          <w:rFonts w:ascii="Times New Roman" w:hAnsi="Times New Roman" w:cs="Times New Roman"/>
+          <w:sz w:val="24"/>
+          <w:szCs w:val="24"/>
+        </w:rPr>
+        <w:t>2.  </w:t>
       </w:r>
       <w:r>
         <w:rPr>
@@ -3383,35 +3384,9 @@
           <w:sz w:val="24"/>
           <w:szCs w:val="24"/>
         </w:rPr>
-        <w:t xml:space="preserve"> </w:t>
-      </w:r>
-      <w:r>
-        <w:rPr>
-          <w:rFonts w:ascii="Times New Roman" w:hAnsi="Times New Roman" w:cs="Times New Roman"/>
-          <w:sz w:val="24"/>
-          <w:szCs w:val="24"/>
-        </w:rPr>
-        <w:t>Node.js és Express alapú REST API. Felelős a hitelesítésért (JWT), az üzleti logikáért és a fájlfeltöltésért.</w:t>
-      </w:r>
-    </w:p>
-    <w:p>
-      <w:pPr>
-        <w:spacing w:before="120" w:after="120" w:line="360" w:lineRule="auto"/>
-        <w:jc w:val="both"/>
-        <w:rPr>
-          <w:rFonts w:ascii="Times New Roman" w:hAnsi="Times New Roman" w:cs="Times New Roman"/>
-          <w:sz w:val="24"/>
-          <w:szCs w:val="24"/>
-        </w:rPr>
-      </w:pPr>
-      <w:r>
-        <w:rPr>
-          <w:rFonts w:ascii="Times New Roman" w:hAnsi="Times New Roman" w:cs="Times New Roman"/>
-          <w:sz w:val="24"/>
-          <w:szCs w:val="24"/>
-        </w:rPr>
-        <w:t>3.  </w:t>
-      </w:r>
+        <w:t>Szerver réteg (Backend</w:t>
+      </w:r>
+      <w:proofErr w:type="gramStart"/>
       <w:r>
         <w:rPr>
           <w:rFonts w:ascii="Times New Roman" w:hAnsi="Times New Roman" w:cs="Times New Roman"/>
@@ -3420,26 +3395,43 @@
           <w:sz w:val="24"/>
           <w:szCs w:val="24"/>
         </w:rPr>
-        <w:t>Kliens réteg:</w:t>
-      </w:r>
-    </w:p>
-    <w:p>
-      <w:pPr>
-        <w:spacing w:before="120" w:after="120" w:line="360" w:lineRule="auto"/>
-        <w:jc w:val="both"/>
-        <w:rPr>
-          <w:rFonts w:ascii="Times New Roman" w:hAnsi="Times New Roman" w:cs="Times New Roman"/>
-          <w:sz w:val="24"/>
-          <w:szCs w:val="24"/>
-        </w:rPr>
-      </w:pPr>
-      <w:r>
-        <w:rPr>
-          <w:rFonts w:ascii="Times New Roman" w:hAnsi="Times New Roman" w:cs="Times New Roman"/>
-          <w:sz w:val="24"/>
-          <w:szCs w:val="24"/>
-        </w:rPr>
-        <w:t xml:space="preserve">    </w:t>
+        <w:t>):</w:t>
+      </w:r>
+      <w:r>
+        <w:rPr>
+          <w:rFonts w:ascii="Times New Roman" w:hAnsi="Times New Roman" w:cs="Times New Roman"/>
+          <w:sz w:val="24"/>
+          <w:szCs w:val="24"/>
+        </w:rPr>
+        <w:t>Node.js</w:t>
+      </w:r>
+      <w:proofErr w:type="gramEnd"/>
+      <w:r>
+        <w:rPr>
+          <w:rFonts w:ascii="Times New Roman" w:hAnsi="Times New Roman" w:cs="Times New Roman"/>
+          <w:sz w:val="24"/>
+          <w:szCs w:val="24"/>
+        </w:rPr>
+        <w:t xml:space="preserve"> és Express alapú REST API. Felelős a hitelesítésért (JWT), az üzleti logikáért és a fájlfeltöltésért.</w:t>
+      </w:r>
+    </w:p>
+    <w:p>
+      <w:pPr>
+        <w:spacing w:before="120" w:after="120" w:line="360" w:lineRule="auto"/>
+        <w:jc w:val="both"/>
+        <w:rPr>
+          <w:rFonts w:ascii="Times New Roman" w:hAnsi="Times New Roman" w:cs="Times New Roman"/>
+          <w:sz w:val="24"/>
+          <w:szCs w:val="24"/>
+        </w:rPr>
+      </w:pPr>
+      <w:r>
+        <w:rPr>
+          <w:rFonts w:ascii="Times New Roman" w:hAnsi="Times New Roman" w:cs="Times New Roman"/>
+          <w:sz w:val="24"/>
+          <w:szCs w:val="24"/>
+        </w:rPr>
+        <w:t>3.  </w:t>
       </w:r>
       <w:r>
         <w:rPr>
@@ -3449,88 +3441,26 @@
           <w:sz w:val="24"/>
           <w:szCs w:val="24"/>
         </w:rPr>
-        <w:t>Webes felület:</w:t>
-      </w:r>
-      <w:r>
-        <w:rPr>
-          <w:rFonts w:ascii="Times New Roman" w:hAnsi="Times New Roman" w:cs="Times New Roman"/>
-          <w:sz w:val="24"/>
-          <w:szCs w:val="24"/>
-        </w:rPr>
-        <w:t xml:space="preserve"> Modern </w:t>
-      </w:r>
-      <w:proofErr w:type="spellStart"/>
-      <w:r>
-        <w:rPr>
-          <w:rFonts w:ascii="Times New Roman" w:hAnsi="Times New Roman" w:cs="Times New Roman"/>
-          <w:sz w:val="24"/>
-          <w:szCs w:val="24"/>
-        </w:rPr>
-        <w:t>React</w:t>
-      </w:r>
-      <w:proofErr w:type="spellEnd"/>
-      <w:r>
-        <w:rPr>
-          <w:rFonts w:ascii="Times New Roman" w:hAnsi="Times New Roman" w:cs="Times New Roman"/>
-          <w:sz w:val="24"/>
-          <w:szCs w:val="24"/>
-        </w:rPr>
-        <w:t xml:space="preserve"> (</w:t>
-      </w:r>
-      <w:proofErr w:type="spellStart"/>
-      <w:r>
-        <w:rPr>
-          <w:rFonts w:ascii="Times New Roman" w:hAnsi="Times New Roman" w:cs="Times New Roman"/>
-          <w:sz w:val="24"/>
-          <w:szCs w:val="24"/>
-        </w:rPr>
-        <w:t>Vite</w:t>
-      </w:r>
-      <w:proofErr w:type="spellEnd"/>
-      <w:r>
-        <w:rPr>
-          <w:rFonts w:ascii="Times New Roman" w:hAnsi="Times New Roman" w:cs="Times New Roman"/>
-          <w:sz w:val="24"/>
-          <w:szCs w:val="24"/>
-        </w:rPr>
-        <w:t xml:space="preserve"> + </w:t>
-      </w:r>
-      <w:proofErr w:type="spellStart"/>
-      <w:r>
-        <w:rPr>
-          <w:rFonts w:ascii="Times New Roman" w:hAnsi="Times New Roman" w:cs="Times New Roman"/>
-          <w:sz w:val="24"/>
-          <w:szCs w:val="24"/>
-        </w:rPr>
-        <w:t>TypeScript</w:t>
-      </w:r>
-      <w:proofErr w:type="spellEnd"/>
-      <w:r>
-        <w:rPr>
-          <w:rFonts w:ascii="Times New Roman" w:hAnsi="Times New Roman" w:cs="Times New Roman"/>
-          <w:sz w:val="24"/>
-          <w:szCs w:val="24"/>
-        </w:rPr>
-        <w:t>) alkalmazás, amely a végfelhasználók számára biztosít böngészési és közösségi funkciókat.</w:t>
-      </w:r>
-    </w:p>
-    <w:p>
-      <w:pPr>
-        <w:spacing w:before="120" w:after="120" w:line="360" w:lineRule="auto"/>
-        <w:jc w:val="both"/>
-        <w:rPr>
-          <w:rFonts w:ascii="Times New Roman" w:hAnsi="Times New Roman" w:cs="Times New Roman"/>
-          <w:sz w:val="24"/>
-          <w:szCs w:val="24"/>
-        </w:rPr>
-      </w:pPr>
-      <w:r>
-        <w:rPr>
-          <w:rFonts w:ascii="Times New Roman" w:hAnsi="Times New Roman" w:cs="Times New Roman"/>
-          <w:sz w:val="24"/>
-          <w:szCs w:val="24"/>
-        </w:rPr>
-        <w:t>   </w:t>
+        <w:t>Kliens réteg:</w:t>
+      </w:r>
+    </w:p>
+    <w:p>
+      <w:pPr>
+        <w:spacing w:before="120" w:after="120" w:line="360" w:lineRule="auto"/>
+        <w:jc w:val="both"/>
+        <w:rPr>
+          <w:rFonts w:ascii="Times New Roman" w:hAnsi="Times New Roman" w:cs="Times New Roman"/>
+          <w:sz w:val="24"/>
+          <w:szCs w:val="24"/>
+        </w:rPr>
+      </w:pPr>
+      <w:r>
+        <w:rPr>
+          <w:rFonts w:ascii="Times New Roman" w:hAnsi="Times New Roman" w:cs="Times New Roman"/>
+          <w:sz w:val="24"/>
+          <w:szCs w:val="24"/>
+        </w:rPr>
+        <w:t xml:space="preserve">    </w:t>
       </w:r>
       <w:r>
         <w:rPr>
@@ -3540,42 +3470,114 @@
           <w:sz w:val="24"/>
           <w:szCs w:val="24"/>
         </w:rPr>
-        <w:t xml:space="preserve">Asztali felület: </w:t>
-      </w:r>
-      <w:r>
-        <w:rPr>
-          <w:rFonts w:ascii="Times New Roman" w:hAnsi="Times New Roman" w:cs="Times New Roman"/>
-          <w:sz w:val="24"/>
-          <w:szCs w:val="24"/>
-        </w:rPr>
-        <w:t>.NET WPF alkalmazás, amely az adminisztrátorok számára teszi lehetővé az ajándékok és felhasználók menedzselését.</w:t>
-      </w:r>
-    </w:p>
-    <w:p>
-      <w:pPr>
-        <w:spacing w:before="120" w:after="120" w:line="360" w:lineRule="auto"/>
-        <w:jc w:val="both"/>
-        <w:rPr>
-          <w:rFonts w:ascii="Times New Roman" w:hAnsi="Times New Roman" w:cs="Times New Roman"/>
-        </w:rPr>
-      </w:pPr>
+        <w:t>Webes felület:</w:t>
+      </w:r>
+      <w:r>
+        <w:rPr>
+          <w:rFonts w:ascii="Times New Roman" w:hAnsi="Times New Roman" w:cs="Times New Roman"/>
+          <w:sz w:val="24"/>
+          <w:szCs w:val="24"/>
+        </w:rPr>
+        <w:t xml:space="preserve"> Modern </w:t>
+      </w:r>
+      <w:proofErr w:type="spellStart"/>
+      <w:r>
+        <w:rPr>
+          <w:rFonts w:ascii="Times New Roman" w:hAnsi="Times New Roman" w:cs="Times New Roman"/>
+          <w:sz w:val="24"/>
+          <w:szCs w:val="24"/>
+        </w:rPr>
+        <w:t>React</w:t>
+      </w:r>
+      <w:proofErr w:type="spellEnd"/>
+      <w:r>
+        <w:rPr>
+          <w:rFonts w:ascii="Times New Roman" w:hAnsi="Times New Roman" w:cs="Times New Roman"/>
+          <w:sz w:val="24"/>
+          <w:szCs w:val="24"/>
+        </w:rPr>
+        <w:t xml:space="preserve"> (</w:t>
+      </w:r>
+      <w:proofErr w:type="spellStart"/>
+      <w:r>
+        <w:rPr>
+          <w:rFonts w:ascii="Times New Roman" w:hAnsi="Times New Roman" w:cs="Times New Roman"/>
+          <w:sz w:val="24"/>
+          <w:szCs w:val="24"/>
+        </w:rPr>
+        <w:t>Vite</w:t>
+      </w:r>
+      <w:proofErr w:type="spellEnd"/>
+      <w:r>
+        <w:rPr>
+          <w:rFonts w:ascii="Times New Roman" w:hAnsi="Times New Roman" w:cs="Times New Roman"/>
+          <w:sz w:val="24"/>
+          <w:szCs w:val="24"/>
+        </w:rPr>
+        <w:t xml:space="preserve"> + </w:t>
+      </w:r>
+      <w:proofErr w:type="spellStart"/>
+      <w:r>
+        <w:rPr>
+          <w:rFonts w:ascii="Times New Roman" w:hAnsi="Times New Roman" w:cs="Times New Roman"/>
+          <w:sz w:val="24"/>
+          <w:szCs w:val="24"/>
+        </w:rPr>
+        <w:t>TypeScript</w:t>
+      </w:r>
+      <w:proofErr w:type="spellEnd"/>
+      <w:r>
+        <w:rPr>
+          <w:rFonts w:ascii="Times New Roman" w:hAnsi="Times New Roman" w:cs="Times New Roman"/>
+          <w:sz w:val="24"/>
+          <w:szCs w:val="24"/>
+        </w:rPr>
+        <w:t>) alkalmazás, amely a végfelhasználók számára biztosít böngészési és közösségi funkciókat.</w:t>
+      </w:r>
+    </w:p>
+    <w:p>
+      <w:pPr>
+        <w:spacing w:before="120" w:after="120" w:line="360" w:lineRule="auto"/>
+        <w:jc w:val="both"/>
+        <w:rPr>
+          <w:rFonts w:ascii="Times New Roman" w:hAnsi="Times New Roman" w:cs="Times New Roman"/>
+          <w:sz w:val="24"/>
+          <w:szCs w:val="24"/>
+        </w:rPr>
+      </w:pPr>
+      <w:r>
+        <w:rPr>
+          <w:rFonts w:ascii="Times New Roman" w:hAnsi="Times New Roman" w:cs="Times New Roman"/>
+          <w:sz w:val="24"/>
+          <w:szCs w:val="24"/>
+        </w:rPr>
+        <w:t>   </w:t>
+      </w:r>
       <w:r>
         <w:rPr>
           <w:rFonts w:ascii="Times New Roman" w:hAnsi="Times New Roman" w:cs="Times New Roman"/>
           <w:b/>
           <w:bCs/>
-        </w:rPr>
-        <w:t>Főbb technológiák:</w:t>
-      </w:r>
-    </w:p>
-    <w:p>
-      <w:pPr>
-        <w:spacing w:before="120" w:after="120" w:line="360" w:lineRule="auto"/>
-        <w:jc w:val="both"/>
-        <w:rPr>
-          <w:rFonts w:ascii="Times New Roman" w:hAnsi="Times New Roman" w:cs="Times New Roman"/>
-          <w:sz w:val="24"/>
-          <w:szCs w:val="24"/>
+          <w:sz w:val="24"/>
+          <w:szCs w:val="24"/>
+        </w:rPr>
+        <w:t xml:space="preserve">Asztali felület: </w:t>
+      </w:r>
+      <w:r>
+        <w:rPr>
+          <w:rFonts w:ascii="Times New Roman" w:hAnsi="Times New Roman" w:cs="Times New Roman"/>
+          <w:sz w:val="24"/>
+          <w:szCs w:val="24"/>
+        </w:rPr>
+        <w:t>.NET WPF alkalmazás, amely az adminisztrátorok számára teszi lehetővé az ajándékok és felhasználók menedzselését.</w:t>
+      </w:r>
+    </w:p>
+    <w:p>
+      <w:pPr>
+        <w:spacing w:before="120" w:after="120" w:line="360" w:lineRule="auto"/>
+        <w:jc w:val="both"/>
+        <w:rPr>
+          <w:rFonts w:ascii="Times New Roman" w:hAnsi="Times New Roman" w:cs="Times New Roman"/>
         </w:rPr>
       </w:pPr>
       <w:r>
@@ -3583,67 +3585,20 @@
           <w:rFonts w:ascii="Times New Roman" w:hAnsi="Times New Roman" w:cs="Times New Roman"/>
           <w:b/>
           <w:bCs/>
-          <w:sz w:val="24"/>
-          <w:szCs w:val="24"/>
-        </w:rPr>
-        <w:t>Backend:</w:t>
-      </w:r>
-      <w:r>
-        <w:rPr>
-          <w:rFonts w:ascii="Times New Roman" w:hAnsi="Times New Roman" w:cs="Times New Roman"/>
-          <w:sz w:val="24"/>
-          <w:szCs w:val="24"/>
-        </w:rPr>
-        <w:t xml:space="preserve"> Node.js, Express, </w:t>
-      </w:r>
-      <w:proofErr w:type="spellStart"/>
-      <w:r>
-        <w:rPr>
-          <w:rFonts w:ascii="Times New Roman" w:hAnsi="Times New Roman" w:cs="Times New Roman"/>
-          <w:sz w:val="24"/>
-          <w:szCs w:val="24"/>
-        </w:rPr>
-        <w:t>Sequelize</w:t>
-      </w:r>
-      <w:proofErr w:type="spellEnd"/>
-      <w:r>
-        <w:rPr>
-          <w:rFonts w:ascii="Times New Roman" w:hAnsi="Times New Roman" w:cs="Times New Roman"/>
-          <w:sz w:val="24"/>
-          <w:szCs w:val="24"/>
-        </w:rPr>
-        <w:t xml:space="preserve">, JWT, Socket.io, </w:t>
-      </w:r>
-      <w:proofErr w:type="spellStart"/>
-      <w:r>
-        <w:rPr>
-          <w:rFonts w:ascii="Times New Roman" w:hAnsi="Times New Roman" w:cs="Times New Roman"/>
-          <w:sz w:val="24"/>
-          <w:szCs w:val="24"/>
-        </w:rPr>
-        <w:t>Multer</w:t>
-      </w:r>
-      <w:proofErr w:type="spellEnd"/>
-      <w:r>
-        <w:rPr>
-          <w:rFonts w:ascii="Times New Roman" w:hAnsi="Times New Roman" w:cs="Times New Roman"/>
-          <w:sz w:val="24"/>
-          <w:szCs w:val="24"/>
-        </w:rPr>
-        <w:t xml:space="preserve"> (fájlfeltöltés).</w:t>
-      </w:r>
-    </w:p>
-    <w:p>
-      <w:pPr>
-        <w:spacing w:before="120" w:after="120" w:line="360" w:lineRule="auto"/>
-        <w:jc w:val="both"/>
-        <w:rPr>
-          <w:rFonts w:ascii="Times New Roman" w:hAnsi="Times New Roman" w:cs="Times New Roman"/>
-          <w:sz w:val="24"/>
-          <w:szCs w:val="24"/>
-        </w:rPr>
-      </w:pPr>
-      <w:proofErr w:type="gramStart"/>
+        </w:rPr>
+        <w:t>Főbb technológiák:</w:t>
+      </w:r>
+    </w:p>
+    <w:p>
+      <w:pPr>
+        <w:spacing w:before="120" w:after="120" w:line="360" w:lineRule="auto"/>
+        <w:jc w:val="both"/>
+        <w:rPr>
+          <w:rFonts w:ascii="Times New Roman" w:hAnsi="Times New Roman" w:cs="Times New Roman"/>
+          <w:sz w:val="24"/>
+          <w:szCs w:val="24"/>
+        </w:rPr>
+      </w:pPr>
       <w:r>
         <w:rPr>
           <w:rFonts w:ascii="Times New Roman" w:hAnsi="Times New Roman" w:cs="Times New Roman"/>
@@ -3652,101 +3607,64 @@
           <w:sz w:val="24"/>
           <w:szCs w:val="24"/>
         </w:rPr>
-        <w:t xml:space="preserve">Frontend: </w:t>
-      </w:r>
-      <w:r>
-        <w:rPr>
-          <w:rFonts w:ascii="Times New Roman" w:hAnsi="Times New Roman" w:cs="Times New Roman"/>
-          <w:sz w:val="24"/>
-          <w:szCs w:val="24"/>
-        </w:rPr>
-        <w:t xml:space="preserve"> </w:t>
-      </w:r>
-      <w:proofErr w:type="spellStart"/>
-      <w:r>
-        <w:rPr>
-          <w:rFonts w:ascii="Times New Roman" w:hAnsi="Times New Roman" w:cs="Times New Roman"/>
-          <w:sz w:val="24"/>
-          <w:szCs w:val="24"/>
-        </w:rPr>
-        <w:t>React</w:t>
-      </w:r>
-      <w:proofErr w:type="spellEnd"/>
-      <w:proofErr w:type="gramEnd"/>
-      <w:r>
-        <w:rPr>
-          <w:rFonts w:ascii="Times New Roman" w:hAnsi="Times New Roman" w:cs="Times New Roman"/>
-          <w:sz w:val="24"/>
-          <w:szCs w:val="24"/>
-        </w:rPr>
-        <w:t xml:space="preserve">, </w:t>
-      </w:r>
-      <w:proofErr w:type="spellStart"/>
-      <w:r>
-        <w:rPr>
-          <w:rFonts w:ascii="Times New Roman" w:hAnsi="Times New Roman" w:cs="Times New Roman"/>
-          <w:sz w:val="24"/>
-          <w:szCs w:val="24"/>
-        </w:rPr>
-        <w:t>Tailwind</w:t>
-      </w:r>
-      <w:proofErr w:type="spellEnd"/>
-      <w:r>
-        <w:rPr>
-          <w:rFonts w:ascii="Times New Roman" w:hAnsi="Times New Roman" w:cs="Times New Roman"/>
-          <w:sz w:val="24"/>
-          <w:szCs w:val="24"/>
-        </w:rPr>
-        <w:t xml:space="preserve"> CSS, </w:t>
-      </w:r>
-      <w:proofErr w:type="spellStart"/>
-      <w:r>
-        <w:rPr>
-          <w:rFonts w:ascii="Times New Roman" w:hAnsi="Times New Roman" w:cs="Times New Roman"/>
-          <w:sz w:val="24"/>
-          <w:szCs w:val="24"/>
-        </w:rPr>
-        <w:t>Axios</w:t>
-      </w:r>
-      <w:proofErr w:type="spellEnd"/>
-      <w:r>
-        <w:rPr>
-          <w:rFonts w:ascii="Times New Roman" w:hAnsi="Times New Roman" w:cs="Times New Roman"/>
-          <w:sz w:val="24"/>
-          <w:szCs w:val="24"/>
-        </w:rPr>
-        <w:t xml:space="preserve">, </w:t>
-      </w:r>
-      <w:proofErr w:type="spellStart"/>
-      <w:r>
-        <w:rPr>
-          <w:rFonts w:ascii="Times New Roman" w:hAnsi="Times New Roman" w:cs="Times New Roman"/>
-          <w:sz w:val="24"/>
-          <w:szCs w:val="24"/>
-        </w:rPr>
-        <w:t>React</w:t>
-      </w:r>
-      <w:proofErr w:type="spellEnd"/>
-      <w:r>
-        <w:rPr>
-          <w:rFonts w:ascii="Times New Roman" w:hAnsi="Times New Roman" w:cs="Times New Roman"/>
-          <w:sz w:val="24"/>
-          <w:szCs w:val="24"/>
-        </w:rPr>
-        <w:t xml:space="preserve"> Router.</w:t>
-      </w:r>
-    </w:p>
-    <w:p>
-      <w:pPr>
-        <w:spacing w:before="120" w:after="120" w:line="360" w:lineRule="auto"/>
-        <w:jc w:val="both"/>
-        <w:rPr>
-          <w:rFonts w:ascii="Times New Roman" w:hAnsi="Times New Roman" w:cs="Times New Roman"/>
-          <w:sz w:val="24"/>
-          <w:szCs w:val="24"/>
-        </w:rPr>
-      </w:pPr>
-      <w:proofErr w:type="spellStart"/>
+        <w:t>Backend:</w:t>
+      </w:r>
+      <w:r>
+        <w:rPr>
+          <w:rFonts w:ascii="Times New Roman" w:hAnsi="Times New Roman" w:cs="Times New Roman"/>
+          <w:sz w:val="24"/>
+          <w:szCs w:val="24"/>
+        </w:rPr>
+        <w:t xml:space="preserve"> Node.js, Express, </w:t>
+      </w:r>
+      <w:proofErr w:type="spellStart"/>
+      <w:r>
+        <w:rPr>
+          <w:rFonts w:ascii="Times New Roman" w:hAnsi="Times New Roman" w:cs="Times New Roman"/>
+          <w:sz w:val="24"/>
+          <w:szCs w:val="24"/>
+        </w:rPr>
+        <w:t>Sequelize</w:t>
+      </w:r>
+      <w:proofErr w:type="spellEnd"/>
+      <w:r>
+        <w:rPr>
+          <w:rFonts w:ascii="Times New Roman" w:hAnsi="Times New Roman" w:cs="Times New Roman"/>
+          <w:sz w:val="24"/>
+          <w:szCs w:val="24"/>
+        </w:rPr>
+        <w:t xml:space="preserve">, JWT, Socket.io, </w:t>
+      </w:r>
+      <w:proofErr w:type="spellStart"/>
+      <w:r>
+        <w:rPr>
+          <w:rFonts w:ascii="Times New Roman" w:hAnsi="Times New Roman" w:cs="Times New Roman"/>
+          <w:sz w:val="24"/>
+          <w:szCs w:val="24"/>
+        </w:rPr>
+        <w:t>Multer</w:t>
+      </w:r>
+      <w:proofErr w:type="spellEnd"/>
+      <w:r>
+        <w:rPr>
+          <w:rFonts w:ascii="Times New Roman" w:hAnsi="Times New Roman" w:cs="Times New Roman"/>
+          <w:sz w:val="24"/>
+          <w:szCs w:val="24"/>
+        </w:rPr>
+        <w:t xml:space="preserve"> (fájlfeltöltés).</w:t>
+      </w:r>
+    </w:p>
+    <w:p>
+      <w:pPr>
+        <w:spacing w:before="120" w:after="120" w:line="360" w:lineRule="auto"/>
+        <w:jc w:val="both"/>
+        <w:rPr>
+          <w:rFonts w:ascii="Times New Roman" w:hAnsi="Times New Roman" w:cs="Times New Roman"/>
+          <w:sz w:val="24"/>
+          <w:szCs w:val="24"/>
+        </w:rPr>
+      </w:pPr>
+      <w:proofErr w:type="gramStart"/>
       <w:r>
         <w:rPr>
           <w:rFonts w:ascii="Times New Roman" w:hAnsi="Times New Roman" w:cs="Times New Roman"/>
@@ -3755,9 +3673,101 @@
           <w:sz w:val="24"/>
           <w:szCs w:val="24"/>
         </w:rPr>
-        <w:t>Desktop</w:t>
-      </w:r>
-      <w:proofErr w:type="spellEnd"/>
+        <w:t xml:space="preserve">Frontend: </w:t>
+      </w:r>
+      <w:r>
+        <w:rPr>
+          <w:rFonts w:ascii="Times New Roman" w:hAnsi="Times New Roman" w:cs="Times New Roman"/>
+          <w:sz w:val="24"/>
+          <w:szCs w:val="24"/>
+        </w:rPr>
+        <w:t xml:space="preserve"> </w:t>
+      </w:r>
+      <w:proofErr w:type="spellStart"/>
+      <w:r>
+        <w:rPr>
+          <w:rFonts w:ascii="Times New Roman" w:hAnsi="Times New Roman" w:cs="Times New Roman"/>
+          <w:sz w:val="24"/>
+          <w:szCs w:val="24"/>
+        </w:rPr>
+        <w:t>React</w:t>
+      </w:r>
+      <w:proofErr w:type="spellEnd"/>
+      <w:proofErr w:type="gramEnd"/>
+      <w:r>
+        <w:rPr>
+          <w:rFonts w:ascii="Times New Roman" w:hAnsi="Times New Roman" w:cs="Times New Roman"/>
+          <w:sz w:val="24"/>
+          <w:szCs w:val="24"/>
+        </w:rPr>
+        <w:t xml:space="preserve">, </w:t>
+      </w:r>
+      <w:proofErr w:type="spellStart"/>
+      <w:r>
+        <w:rPr>
+          <w:rFonts w:ascii="Times New Roman" w:hAnsi="Times New Roman" w:cs="Times New Roman"/>
+          <w:sz w:val="24"/>
+          <w:szCs w:val="24"/>
+        </w:rPr>
+        <w:t>Tailwind</w:t>
+      </w:r>
+      <w:proofErr w:type="spellEnd"/>
+      <w:r>
+        <w:rPr>
+          <w:rFonts w:ascii="Times New Roman" w:hAnsi="Times New Roman" w:cs="Times New Roman"/>
+          <w:sz w:val="24"/>
+          <w:szCs w:val="24"/>
+        </w:rPr>
+        <w:t xml:space="preserve"> CSS, </w:t>
+      </w:r>
+      <w:proofErr w:type="spellStart"/>
+      <w:r>
+        <w:rPr>
+          <w:rFonts w:ascii="Times New Roman" w:hAnsi="Times New Roman" w:cs="Times New Roman"/>
+          <w:sz w:val="24"/>
+          <w:szCs w:val="24"/>
+        </w:rPr>
+        <w:t>Axios</w:t>
+      </w:r>
+      <w:proofErr w:type="spellEnd"/>
+      <w:r>
+        <w:rPr>
+          <w:rFonts w:ascii="Times New Roman" w:hAnsi="Times New Roman" w:cs="Times New Roman"/>
+          <w:sz w:val="24"/>
+          <w:szCs w:val="24"/>
+        </w:rPr>
+        <w:t xml:space="preserve">, </w:t>
+      </w:r>
+      <w:proofErr w:type="spellStart"/>
+      <w:r>
+        <w:rPr>
+          <w:rFonts w:ascii="Times New Roman" w:hAnsi="Times New Roman" w:cs="Times New Roman"/>
+          <w:sz w:val="24"/>
+          <w:szCs w:val="24"/>
+        </w:rPr>
+        <w:t>React</w:t>
+      </w:r>
+      <w:proofErr w:type="spellEnd"/>
+      <w:r>
+        <w:rPr>
+          <w:rFonts w:ascii="Times New Roman" w:hAnsi="Times New Roman" w:cs="Times New Roman"/>
+          <w:sz w:val="24"/>
+          <w:szCs w:val="24"/>
+        </w:rPr>
+        <w:t xml:space="preserve"> Router.</w:t>
+      </w:r>
+    </w:p>
+    <w:p>
+      <w:pPr>
+        <w:spacing w:before="120" w:after="120" w:line="360" w:lineRule="auto"/>
+        <w:jc w:val="both"/>
+        <w:rPr>
+          <w:rFonts w:ascii="Times New Roman" w:hAnsi="Times New Roman" w:cs="Times New Roman"/>
+          <w:sz w:val="24"/>
+          <w:szCs w:val="24"/>
+        </w:rPr>
+      </w:pPr>
+      <w:proofErr w:type="spellStart"/>
       <w:r>
         <w:rPr>
           <w:rFonts w:ascii="Times New Roman" w:hAnsi="Times New Roman" w:cs="Times New Roman"/>
@@ -3766,6 +3776,17 @@
           <w:sz w:val="24"/>
           <w:szCs w:val="24"/>
         </w:rPr>
+        <w:t>Desktop</w:t>
+      </w:r>
+      <w:proofErr w:type="spellEnd"/>
+      <w:r>
+        <w:rPr>
+          <w:rFonts w:ascii="Times New Roman" w:hAnsi="Times New Roman" w:cs="Times New Roman"/>
+          <w:b/>
+          <w:bCs/>
+          <w:sz w:val="24"/>
+          <w:szCs w:val="24"/>
+        </w:rPr>
         <w:t>:</w:t>
       </w:r>
       <w:r>
@@ -3813,6 +3834,21 @@
           <w:szCs w:val="24"/>
         </w:rPr>
         <w:t>.</w:t>
+      </w:r>
+    </w:p>
+    <w:p>
+      <w:pPr>
+        <w:spacing w:before="120" w:after="120" w:line="360" w:lineRule="auto"/>
+        <w:jc w:val="both"/>
+        <w:rPr>
+          <w:rFonts w:ascii="Times New Roman" w:hAnsi="Times New Roman" w:cs="Times New Roman"/>
+        </w:rPr>
+      </w:pPr>
+      <w:r>
+        <w:rPr>
+          <w:rFonts w:ascii="Times New Roman" w:hAnsi="Times New Roman" w:cs="Times New Roman"/>
+        </w:rPr>
+        <w:t>---</w:t>
       </w:r>
     </w:p>
     <w:p>
@@ -3822,11 +3858,14 @@
         <w:spacing w:before="240" w:beforeAutospacing="0" w:after="240" w:afterAutospacing="0" w:line="360" w:lineRule="auto"/>
         <w:jc w:val="both"/>
       </w:pPr>
+      <w:r>
+        <w:lastRenderedPageBreak/>
+        <w:t xml:space="preserve"> </w:t>
+      </w:r>
       <w:bookmarkStart w:id="17" w:name="_Toc223607118"/>
       <w:bookmarkStart w:id="18" w:name="_Toc223607290"/>
       <w:bookmarkStart w:id="19" w:name="_Toc223609408"/>
       <w:r>
-        <w:lastRenderedPageBreak/>
         <w:t>4</w:t>
       </w:r>
       <w:r>
@@ -5015,7 +5054,6 @@
           <w:bCs/>
           <w:sz w:val="24"/>
           <w:szCs w:val="24"/>
-          <w:highlight w:val="yellow"/>
         </w:rPr>
         <w:t>Ajándék részletek:</w:t>
       </w:r>
@@ -5024,7 +5062,6 @@
           <w:rFonts w:ascii="Times New Roman" w:hAnsi="Times New Roman" w:cs="Times New Roman"/>
           <w:sz w:val="24"/>
           <w:szCs w:val="24"/>
-          <w:highlight w:val="yellow"/>
         </w:rPr>
         <w:t xml:space="preserve"> Az ajándékokra kattintva megtekinthető a leírásuk, áruk és a külső webáruház linkje.</w:t>
       </w:r>
@@ -5063,39 +5100,7 @@
           <w:sz w:val="24"/>
           <w:szCs w:val="24"/>
         </w:rPr>
-        <w:t xml:space="preserve"> Bejelentkezés után elérhető a Chat, ahol más felhasználókkal lehet tanácsot kérni, valamint a Meghívó küldése, amellyel </w:t>
-      </w:r>
-      <w:r>
-        <w:rPr>
-          <w:rFonts w:ascii="Times New Roman" w:hAnsi="Times New Roman" w:cs="Times New Roman"/>
-          <w:sz w:val="24"/>
-          <w:szCs w:val="24"/>
-        </w:rPr>
-        <w:t>5000 forintos</w:t>
-      </w:r>
-      <w:r>
-        <w:rPr>
-          <w:rFonts w:ascii="Times New Roman" w:hAnsi="Times New Roman" w:cs="Times New Roman"/>
-          <w:sz w:val="24"/>
-          <w:szCs w:val="24"/>
-        </w:rPr>
-        <w:t xml:space="preserve"> kupon</w:t>
-      </w:r>
-      <w:r>
-        <w:rPr>
-          <w:rFonts w:ascii="Times New Roman" w:hAnsi="Times New Roman" w:cs="Times New Roman"/>
-          <w:sz w:val="24"/>
-          <w:szCs w:val="24"/>
-        </w:rPr>
-        <w:t>t</w:t>
-      </w:r>
-      <w:r>
-        <w:rPr>
-          <w:rFonts w:ascii="Times New Roman" w:hAnsi="Times New Roman" w:cs="Times New Roman"/>
-          <w:sz w:val="24"/>
-          <w:szCs w:val="24"/>
-        </w:rPr>
-        <w:t xml:space="preserve"> lehet szerezni.</w:t>
+        <w:t xml:space="preserve"> Bejelentkezés után elérhető a Chat, ahol más felhasználókkal lehet tanácsot kérni, valamint a Meghívó küldése, amellyel kedvezményes kuponokat lehet szerezni.</w:t>
       </w:r>
     </w:p>
     <w:p>
@@ -5226,6 +5231,21 @@
           <w:szCs w:val="24"/>
         </w:rPr>
         <w:t xml:space="preserve"> Az adminisztrátor láthatja a regisztrált felhasználókat, és szükség esetén módosíthatja adataikat (pl. elfelejtett jelszó esetén).</w:t>
+      </w:r>
+    </w:p>
+    <w:p>
+      <w:pPr>
+        <w:spacing w:before="120" w:after="120" w:line="360" w:lineRule="auto"/>
+        <w:jc w:val="both"/>
+        <w:rPr>
+          <w:rFonts w:ascii="Times New Roman" w:hAnsi="Times New Roman" w:cs="Times New Roman"/>
+        </w:rPr>
+      </w:pPr>
+      <w:r>
+        <w:rPr>
+          <w:rFonts w:ascii="Times New Roman" w:hAnsi="Times New Roman" w:cs="Times New Roman"/>
+        </w:rPr>
+        <w:t>---</w:t>
       </w:r>
     </w:p>
     <w:p>
@@ -5235,11 +5255,14 @@
         <w:spacing w:before="240" w:beforeAutospacing="0" w:after="240" w:afterAutospacing="0" w:line="360" w:lineRule="auto"/>
         <w:jc w:val="both"/>
       </w:pPr>
+      <w:r>
+        <w:lastRenderedPageBreak/>
+        <w:t xml:space="preserve"> </w:t>
+      </w:r>
       <w:bookmarkStart w:id="20" w:name="_Toc223607119"/>
       <w:bookmarkStart w:id="21" w:name="_Toc223607291"/>
       <w:bookmarkStart w:id="22" w:name="_Toc223609409"/>
       <w:r>
-        <w:lastRenderedPageBreak/>
         <w:t>5</w:t>
       </w:r>
       <w:r>
@@ -5349,8 +5372,6 @@
         <w:jc w:val="both"/>
         <w:rPr>
           <w:rFonts w:ascii="Times New Roman" w:hAnsi="Times New Roman" w:cs="Times New Roman"/>
-          <w:sz w:val="24"/>
-          <w:szCs w:val="24"/>
         </w:rPr>
       </w:pPr>
       <w:r>
@@ -5358,8 +5379,6 @@
           <w:rFonts w:ascii="Times New Roman" w:hAnsi="Times New Roman" w:cs="Times New Roman"/>
           <w:b/>
           <w:bCs/>
-          <w:sz w:val="24"/>
-          <w:szCs w:val="24"/>
         </w:rPr>
         <w:t>Főbb táblák és mezők:</w:t>
       </w:r>
@@ -5576,7 +5595,7 @@
           <w:sz w:val="24"/>
           <w:szCs w:val="24"/>
         </w:rPr>
-        <w:t>Ajandek</w:t>
+        <w:t>Ajandekok</w:t>
       </w:r>
       <w:proofErr w:type="spellEnd"/>
       <w:r>
@@ -5721,7 +5740,6 @@
           <w:szCs w:val="24"/>
         </w:rPr>
       </w:pPr>
-      <w:proofErr w:type="spellStart"/>
       <w:r>
         <w:rPr>
           <w:rFonts w:ascii="Times New Roman" w:hAnsi="Times New Roman" w:cs="Times New Roman"/>
@@ -5730,26 +5748,15 @@
           <w:sz w:val="24"/>
           <w:szCs w:val="24"/>
         </w:rPr>
-        <w:t>Message</w:t>
-      </w:r>
-      <w:proofErr w:type="spellEnd"/>
-      <w:r>
-        <w:rPr>
-          <w:rFonts w:ascii="Times New Roman" w:hAnsi="Times New Roman" w:cs="Times New Roman"/>
-          <w:b/>
-          <w:bCs/>
-          <w:sz w:val="24"/>
-          <w:szCs w:val="24"/>
-        </w:rPr>
-        <w:t>:</w:t>
-      </w:r>
-      <w:r>
-        <w:rPr>
-          <w:rFonts w:ascii="Times New Roman" w:hAnsi="Times New Roman" w:cs="Times New Roman"/>
-          <w:sz w:val="24"/>
-          <w:szCs w:val="24"/>
-        </w:rPr>
-        <w:t xml:space="preserve"> `</w:t>
+        <w:t xml:space="preserve">Kuponok: </w:t>
+      </w:r>
+      <w:r>
+        <w:rPr>
+          <w:rFonts w:ascii="Times New Roman" w:hAnsi="Times New Roman" w:cs="Times New Roman"/>
+          <w:sz w:val="24"/>
+          <w:szCs w:val="24"/>
+        </w:rPr>
+        <w:t>`</w:t>
       </w:r>
       <w:proofErr w:type="spellStart"/>
       <w:r>
@@ -5776,7 +5783,7 @@
           <w:sz w:val="20"/>
           <w:szCs w:val="20"/>
         </w:rPr>
-        <w:t>from_user_id</w:t>
+        <w:t>user_id</w:t>
       </w:r>
       <w:proofErr w:type="spellEnd"/>
       <w:r>
@@ -5794,16 +5801,16 @@
           <w:sz w:val="20"/>
           <w:szCs w:val="20"/>
         </w:rPr>
-        <w:t>to_user_id</w:t>
-      </w:r>
-      <w:proofErr w:type="spellEnd"/>
-      <w:r>
-        <w:rPr>
-          <w:rFonts w:ascii="Times New Roman" w:hAnsi="Times New Roman" w:cs="Times New Roman"/>
-          <w:sz w:val="24"/>
-          <w:szCs w:val="24"/>
-        </w:rPr>
-        <w:t>` (FK), `</w:t>
+        <w:t>coupon_code</w:t>
+      </w:r>
+      <w:proofErr w:type="spellEnd"/>
+      <w:r>
+        <w:rPr>
+          <w:rFonts w:ascii="Times New Roman" w:hAnsi="Times New Roman" w:cs="Times New Roman"/>
+          <w:sz w:val="24"/>
+          <w:szCs w:val="24"/>
+        </w:rPr>
+        <w:t>`, `</w:t>
       </w:r>
       <w:proofErr w:type="spellStart"/>
       <w:r>
@@ -5812,7 +5819,7 @@
           <w:sz w:val="20"/>
           <w:szCs w:val="20"/>
         </w:rPr>
-        <w:t>message</w:t>
+        <w:t>discount</w:t>
       </w:r>
       <w:proofErr w:type="spellEnd"/>
       <w:r>
@@ -5823,16 +5830,14 @@
         </w:rPr>
         <w:t>`, `</w:t>
       </w:r>
-      <w:proofErr w:type="spellStart"/>
       <w:r>
         <w:rPr>
           <w:rFonts w:ascii="Courier New" w:hAnsi="Courier New" w:cs="Courier New"/>
           <w:sz w:val="20"/>
           <w:szCs w:val="20"/>
         </w:rPr>
-        <w:t>timestamp</w:t>
-      </w:r>
-      <w:proofErr w:type="spellEnd"/>
+        <w:t>status</w:t>
+      </w:r>
       <w:r>
         <w:rPr>
           <w:rFonts w:ascii="Times New Roman" w:hAnsi="Times New Roman" w:cs="Times New Roman"/>
@@ -5857,6 +5862,7 @@
           <w:szCs w:val="24"/>
         </w:rPr>
       </w:pPr>
+      <w:proofErr w:type="spellStart"/>
       <w:r>
         <w:rPr>
           <w:rFonts w:ascii="Times New Roman" w:hAnsi="Times New Roman" w:cs="Times New Roman"/>
@@ -5865,7 +5871,116 @@
           <w:sz w:val="24"/>
           <w:szCs w:val="24"/>
         </w:rPr>
-        <w:t>ide még többet</w:t>
+        <w:t>ChatMessage</w:t>
+      </w:r>
+      <w:proofErr w:type="spellEnd"/>
+      <w:r>
+        <w:rPr>
+          <w:rFonts w:ascii="Times New Roman" w:hAnsi="Times New Roman" w:cs="Times New Roman"/>
+          <w:b/>
+          <w:bCs/>
+          <w:sz w:val="24"/>
+          <w:szCs w:val="24"/>
+        </w:rPr>
+        <w:t>:</w:t>
+      </w:r>
+      <w:r>
+        <w:rPr>
+          <w:rFonts w:ascii="Times New Roman" w:hAnsi="Times New Roman" w:cs="Times New Roman"/>
+          <w:sz w:val="24"/>
+          <w:szCs w:val="24"/>
+        </w:rPr>
+        <w:t xml:space="preserve"> `</w:t>
+      </w:r>
+      <w:proofErr w:type="spellStart"/>
+      <w:r>
+        <w:rPr>
+          <w:rFonts w:ascii="Courier New" w:hAnsi="Courier New" w:cs="Courier New"/>
+          <w:sz w:val="20"/>
+          <w:szCs w:val="20"/>
+        </w:rPr>
+        <w:t>id</w:t>
+      </w:r>
+      <w:proofErr w:type="spellEnd"/>
+      <w:r>
+        <w:rPr>
+          <w:rFonts w:ascii="Times New Roman" w:hAnsi="Times New Roman" w:cs="Times New Roman"/>
+          <w:sz w:val="24"/>
+          <w:szCs w:val="24"/>
+        </w:rPr>
+        <w:t>` (PK), `</w:t>
+      </w:r>
+      <w:proofErr w:type="spellStart"/>
+      <w:r>
+        <w:rPr>
+          <w:rFonts w:ascii="Courier New" w:hAnsi="Courier New" w:cs="Courier New"/>
+          <w:sz w:val="20"/>
+          <w:szCs w:val="20"/>
+        </w:rPr>
+        <w:t>from_user_id</w:t>
+      </w:r>
+      <w:proofErr w:type="spellEnd"/>
+      <w:r>
+        <w:rPr>
+          <w:rFonts w:ascii="Times New Roman" w:hAnsi="Times New Roman" w:cs="Times New Roman"/>
+          <w:sz w:val="24"/>
+          <w:szCs w:val="24"/>
+        </w:rPr>
+        <w:t>` (FK), `</w:t>
+      </w:r>
+      <w:proofErr w:type="spellStart"/>
+      <w:r>
+        <w:rPr>
+          <w:rFonts w:ascii="Courier New" w:hAnsi="Courier New" w:cs="Courier New"/>
+          <w:sz w:val="20"/>
+          <w:szCs w:val="20"/>
+        </w:rPr>
+        <w:t>to_user_id</w:t>
+      </w:r>
+      <w:proofErr w:type="spellEnd"/>
+      <w:r>
+        <w:rPr>
+          <w:rFonts w:ascii="Times New Roman" w:hAnsi="Times New Roman" w:cs="Times New Roman"/>
+          <w:sz w:val="24"/>
+          <w:szCs w:val="24"/>
+        </w:rPr>
+        <w:t>` (FK), `</w:t>
+      </w:r>
+      <w:proofErr w:type="spellStart"/>
+      <w:r>
+        <w:rPr>
+          <w:rFonts w:ascii="Courier New" w:hAnsi="Courier New" w:cs="Courier New"/>
+          <w:sz w:val="20"/>
+          <w:szCs w:val="20"/>
+        </w:rPr>
+        <w:t>message</w:t>
+      </w:r>
+      <w:proofErr w:type="spellEnd"/>
+      <w:r>
+        <w:rPr>
+          <w:rFonts w:ascii="Times New Roman" w:hAnsi="Times New Roman" w:cs="Times New Roman"/>
+          <w:sz w:val="24"/>
+          <w:szCs w:val="24"/>
+        </w:rPr>
+        <w:t>`, `</w:t>
+      </w:r>
+      <w:proofErr w:type="spellStart"/>
+      <w:r>
+        <w:rPr>
+          <w:rFonts w:ascii="Courier New" w:hAnsi="Courier New" w:cs="Courier New"/>
+          <w:sz w:val="20"/>
+          <w:szCs w:val="20"/>
+        </w:rPr>
+        <w:t>timestamp</w:t>
+      </w:r>
+      <w:proofErr w:type="spellEnd"/>
+      <w:r>
+        <w:rPr>
+          <w:rFonts w:ascii="Times New Roman" w:hAnsi="Times New Roman" w:cs="Times New Roman"/>
+          <w:sz w:val="24"/>
+          <w:szCs w:val="24"/>
+        </w:rPr>
+        <w:t>`.</w:t>
       </w:r>
     </w:p>
     <w:p>
@@ -5879,8 +5994,6 @@
         <w:jc w:val="both"/>
         <w:rPr>
           <w:rFonts w:ascii="Times New Roman" w:hAnsi="Times New Roman" w:cs="Times New Roman"/>
-          <w:sz w:val="24"/>
-          <w:szCs w:val="24"/>
         </w:rPr>
       </w:pPr>
       <w:r>
@@ -5888,8 +6001,6 @@
           <w:rFonts w:ascii="Times New Roman" w:hAnsi="Times New Roman" w:cs="Times New Roman"/>
           <w:b/>
           <w:bCs/>
-          <w:sz w:val="24"/>
-          <w:szCs w:val="24"/>
         </w:rPr>
         <w:t>Kapcsolatok részletezése:</w:t>
       </w:r>
@@ -6403,6 +6514,7 @@
         <w:rPr>
           <w:rFonts w:ascii="Times New Roman" w:hAnsi="Times New Roman" w:cs="Times New Roman"/>
         </w:rPr>
+        <w:lastRenderedPageBreak/>
         <w:t>try</w:t>
       </w:r>
       <w:proofErr w:type="spellEnd"/>
@@ -6426,7 +6538,6 @@
         <w:rPr>
           <w:rFonts w:ascii="Times New Roman" w:hAnsi="Times New Roman" w:cs="Times New Roman"/>
         </w:rPr>
-        <w:lastRenderedPageBreak/>
         <w:t xml:space="preserve">    const </w:t>
       </w:r>
       <w:proofErr w:type="spellStart"/>
@@ -7489,6 +7600,7 @@
           <w:sz w:val="24"/>
           <w:szCs w:val="24"/>
         </w:rPr>
+        <w:lastRenderedPageBreak/>
         <w:t xml:space="preserve">A képek dinamikus betöltése és a reszponzív design </w:t>
       </w:r>
       <w:proofErr w:type="spellStart"/>
@@ -7528,7 +7640,6 @@
           <w:sz w:val="24"/>
           <w:szCs w:val="24"/>
         </w:rPr>
-        <w:lastRenderedPageBreak/>
         <w:t>tsx</w:t>
       </w:r>
       <w:proofErr w:type="spellEnd"/>
@@ -8507,6 +8618,7 @@
         <w:rPr>
           <w:rFonts w:ascii="Times New Roman" w:hAnsi="Times New Roman" w:cs="Times New Roman"/>
         </w:rPr>
+        <w:lastRenderedPageBreak/>
         <w:t xml:space="preserve">    </w:t>
       </w:r>
       <w:proofErr w:type="spellStart"/>
@@ -8587,7 +8699,6 @@
         <w:rPr>
           <w:rFonts w:ascii="Times New Roman" w:hAnsi="Times New Roman" w:cs="Times New Roman"/>
         </w:rPr>
-        <w:lastRenderedPageBreak/>
         <w:t xml:space="preserve">    </w:t>
       </w:r>
       <w:proofErr w:type="spellStart"/>
@@ -13010,7 +13121,7 @@
     <w:charset w:val="00"/>
     <w:family w:val="roman"/>
     <w:pitch w:val="variable"/>
-    <w:sig w:usb0="E0002EFF" w:usb1="C000785B" w:usb2="00000009" w:usb3="00000000" w:csb0="000001FF" w:csb1="00000000"/>
+    <w:sig w:usb0="20002A87" w:usb1="80000000" w:usb2="00000008" w:usb3="00000000" w:csb0="000001FF" w:csb1="00000000"/>
   </w:font>
   <w:font w:name="Courier New">
     <w:panose1 w:val="02070309020205020404"/>
@@ -13028,17 +13139,17 @@
   </w:font>
   <w:font w:name="Calibri">
     <w:panose1 w:val="020F0502020204030204"/>
-    <w:charset w:val="EE"/>
+    <w:charset w:val="00"/>
     <w:family w:val="swiss"/>
     <w:pitch w:val="variable"/>
-    <w:sig w:usb0="E4002EFF" w:usb1="C200247B" w:usb2="00000009" w:usb3="00000000" w:csb0="000001FF" w:csb1="00000000"/>
+    <w:sig w:usb0="E0002AFF" w:usb1="4000ACFF" w:usb2="00000001" w:usb3="00000000" w:csb0="000001FF" w:csb1="00000000"/>
   </w:font>
   <w:font w:name="Calibri Light">
     <w:panose1 w:val="020F0302020204030204"/>
-    <w:charset w:val="EE"/>
+    <w:charset w:val="00"/>
     <w:family w:val="swiss"/>
     <w:pitch w:val="variable"/>
-    <w:sig w:usb0="E4002EFF" w:usb1="C200247B" w:usb2="00000009" w:usb3="00000000" w:csb0="000001FF" w:csb1="00000000"/>
+    <w:sig w:usb0="A0002AEF" w:usb1="4000207B" w:usb2="00000000" w:usb3="00000000" w:csb0="000001FF" w:csb1="00000000"/>
   </w:font>
 </w:fonts>
 </file>
